--- a/exports/Style_Reference_Example.docx
+++ b/exports/Style_Reference_Example.docx
@@ -405,7 +405,7 @@
       <w:r>
         <w:drawing>
           <wp:inline distT="0" distB="0" distL="0" distR="0">
-            <wp:extent cx="6000000" cy="920000"/>
+            <wp:extent cx="6000000" cy="690099"/>
             <wp:effectExtent l="0" t="0" r="0" b="0"/>
             <wp:docPr id="2003" name="Pull quote"/>
             <wp:cNvGraphicFramePr/>
@@ -416,9 +416,9 @@
                   <wpg:grpSpPr>
                     <a:xfrm>
                       <a:off x="0" y="0"/>
-                      <a:ext cx="6000000" cy="920000"/>
+                      <a:ext cx="6000000" cy="690099"/>
                       <a:chOff x="0" y="0"/>
-                      <a:chExt cx="6000000" cy="920000"/>
+                      <a:chExt cx="6000000" cy="690099"/>
                     </a:xfrm>
                   </wpg:grpSpPr>
                   <wps:wsp>
@@ -426,7 +426,7 @@
                     <wps:spPr>
                       <a:xfrm>
                         <a:off x="0" y="0"/>
-                        <a:ext cx="57600" cy="920000"/>
+                        <a:ext cx="57600" cy="690099"/>
                       </a:xfrm>
                       <a:prstGeom prst="roundRect">
                         <a:avLst>
@@ -447,7 +447,7 @@
                     <wps:spPr>
                       <a:xfrm>
                         <a:off x="273600" y="0"/>
-                        <a:ext cx="5726400" cy="920000"/>
+                        <a:ext cx="5726400" cy="690099"/>
                       </a:xfrm>
                       <a:prstGeom prst="rect">
                         <a:avLst/>
@@ -573,7 +573,7 @@
       <w:r>
         <w:drawing>
           <wp:inline distT="0" distB="0" distL="0" distR="0">
-            <wp:extent cx="4608000" cy="1080000"/>
+            <wp:extent cx="4608000" cy="1082000"/>
             <wp:effectExtent l="0" t="0" r="0" b="0"/>
             <wp:docPr id="2005" name="Callout NOTE"/>
             <wp:cNvGraphicFramePr/>
@@ -584,9 +584,9 @@
                   <wpg:grpSpPr>
                     <a:xfrm>
                       <a:off x="0" y="0"/>
-                      <a:ext cx="4608000" cy="1080000"/>
+                      <a:ext cx="4608000" cy="1082000"/>
                       <a:chOff x="0" y="0"/>
-                      <a:chExt cx="4608000" cy="1080000"/>
+                      <a:chExt cx="4608000" cy="1082000"/>
                     </a:xfrm>
                   </wpg:grpSpPr>
                   <wps:wsp>
@@ -594,7 +594,7 @@
                     <wps:spPr>
                       <a:xfrm>
                         <a:off x="0" y="0"/>
-                        <a:ext cx="4608000" cy="1080000"/>
+                        <a:ext cx="4608000" cy="1082000"/>
                       </a:xfrm>
                       <a:prstGeom prst="roundRect">
                         <a:avLst>
@@ -616,7 +616,7 @@
                     <wps:cNvSpPr/>
                     <wps:spPr>
                       <a:xfrm>
-                        <a:off x="108000" y="126000"/>
+                        <a:off x="108000" y="127000"/>
                         <a:ext cx="828000" cy="828000"/>
                       </a:xfrm>
                       <a:prstGeom prst="roundRect">
@@ -646,7 +646,7 @@
                     </pic:blipFill>
                     <pic:spPr>
                       <a:xfrm>
-                        <a:off x="199080" y="217080"/>
+                        <a:off x="199080" y="218080"/>
                         <a:ext cx="645840" cy="645840"/>
                       </a:xfrm>
                       <a:prstGeom prst="rect">
@@ -658,7 +658,7 @@
                     <wps:cNvSpPr/>
                     <wps:spPr>
                       <a:xfrm>
-                        <a:off x="1080000" y="126000"/>
+                        <a:off x="1080000" y="127000"/>
                         <a:ext cx="57600" cy="828000"/>
                       </a:xfrm>
                       <a:prstGeom prst="roundRect">
@@ -679,8 +679,8 @@
                     <wps:cNvSpPr/>
                     <wps:spPr>
                       <a:xfrm>
-                        <a:off x="1281600" y="108000"/>
-                        <a:ext cx="3218400" cy="864000"/>
+                        <a:off x="1281600" y="127000"/>
+                        <a:ext cx="3218400" cy="828000"/>
                       </a:xfrm>
                       <a:prstGeom prst="rect">
                         <a:avLst/>
@@ -740,7 +740,7 @@
       <w:r>
         <w:drawing>
           <wp:inline distT="0" distB="0" distL="0" distR="0">
-            <wp:extent cx="4608000" cy="1080000"/>
+            <wp:extent cx="4608000" cy="1082000"/>
             <wp:effectExtent l="0" t="0" r="0" b="0"/>
             <wp:docPr id="2007" name="Callout TIP"/>
             <wp:cNvGraphicFramePr/>
@@ -751,9 +751,9 @@
                   <wpg:grpSpPr>
                     <a:xfrm>
                       <a:off x="0" y="0"/>
-                      <a:ext cx="4608000" cy="1080000"/>
+                      <a:ext cx="4608000" cy="1082000"/>
                       <a:chOff x="0" y="0"/>
-                      <a:chExt cx="4608000" cy="1080000"/>
+                      <a:chExt cx="4608000" cy="1082000"/>
                     </a:xfrm>
                   </wpg:grpSpPr>
                   <wps:wsp>
@@ -761,7 +761,7 @@
                     <wps:spPr>
                       <a:xfrm>
                         <a:off x="0" y="0"/>
-                        <a:ext cx="4608000" cy="1080000"/>
+                        <a:ext cx="4608000" cy="1082000"/>
                       </a:xfrm>
                       <a:prstGeom prst="roundRect">
                         <a:avLst>
@@ -783,7 +783,7 @@
                     <wps:cNvSpPr/>
                     <wps:spPr>
                       <a:xfrm>
-                        <a:off x="108000" y="126000"/>
+                        <a:off x="108000" y="127000"/>
                         <a:ext cx="828000" cy="828000"/>
                       </a:xfrm>
                       <a:prstGeom prst="roundRect">
@@ -813,7 +813,7 @@
                     </pic:blipFill>
                     <pic:spPr>
                       <a:xfrm>
-                        <a:off x="199080" y="217080"/>
+                        <a:off x="199080" y="218080"/>
                         <a:ext cx="645840" cy="645840"/>
                       </a:xfrm>
                       <a:prstGeom prst="rect">
@@ -825,7 +825,7 @@
                     <wps:cNvSpPr/>
                     <wps:spPr>
                       <a:xfrm>
-                        <a:off x="1080000" y="126000"/>
+                        <a:off x="1080000" y="127000"/>
                         <a:ext cx="57600" cy="828000"/>
                       </a:xfrm>
                       <a:prstGeom prst="roundRect">
@@ -846,8 +846,8 @@
                     <wps:cNvSpPr/>
                     <wps:spPr>
                       <a:xfrm>
-                        <a:off x="1281600" y="108000"/>
-                        <a:ext cx="3218400" cy="864000"/>
+                        <a:off x="1281600" y="127000"/>
+                        <a:ext cx="3218400" cy="828000"/>
                       </a:xfrm>
                       <a:prstGeom prst="rect">
                         <a:avLst/>
@@ -907,7 +907,7 @@
       <w:r>
         <w:drawing>
           <wp:inline distT="0" distB="0" distL="0" distR="0">
-            <wp:extent cx="5688000" cy="1296000"/>
+            <wp:extent cx="5688000" cy="1082000"/>
             <wp:effectExtent l="0" t="0" r="0" b="0"/>
             <wp:docPr id="2009" name="Callout WARNING"/>
             <wp:cNvGraphicFramePr/>
@@ -918,9 +918,9 @@
                   <wpg:grpSpPr>
                     <a:xfrm>
                       <a:off x="0" y="0"/>
-                      <a:ext cx="5688000" cy="1296000"/>
+                      <a:ext cx="5688000" cy="1082000"/>
                       <a:chOff x="0" y="0"/>
-                      <a:chExt cx="5688000" cy="1296000"/>
+                      <a:chExt cx="5688000" cy="1082000"/>
                     </a:xfrm>
                   </wpg:grpSpPr>
                   <wps:wsp>
@@ -928,7 +928,7 @@
                     <wps:spPr>
                       <a:xfrm>
                         <a:off x="0" y="0"/>
-                        <a:ext cx="5688000" cy="1296000"/>
+                        <a:ext cx="5688000" cy="1082000"/>
                       </a:xfrm>
                       <a:prstGeom prst="roundRect">
                         <a:avLst>
@@ -950,7 +950,7 @@
                     <wps:cNvSpPr/>
                     <wps:spPr>
                       <a:xfrm>
-                        <a:off x="108000" y="234000"/>
+                        <a:off x="108000" y="127000"/>
                         <a:ext cx="828000" cy="828000"/>
                       </a:xfrm>
                       <a:prstGeom prst="roundRect">
@@ -980,7 +980,7 @@
                     </pic:blipFill>
                     <pic:spPr>
                       <a:xfrm>
-                        <a:off x="199080" y="325080"/>
+                        <a:off x="199080" y="218080"/>
                         <a:ext cx="645840" cy="645840"/>
                       </a:xfrm>
                       <a:prstGeom prst="rect">
@@ -992,7 +992,7 @@
                     <wps:cNvSpPr/>
                     <wps:spPr>
                       <a:xfrm>
-                        <a:off x="1080000" y="234000"/>
+                        <a:off x="1080000" y="127000"/>
                         <a:ext cx="57600" cy="828000"/>
                       </a:xfrm>
                       <a:prstGeom prst="roundRect">
@@ -1013,8 +1013,8 @@
                     <wps:cNvSpPr/>
                     <wps:spPr>
                       <a:xfrm>
-                        <a:off x="1281600" y="108000"/>
-                        <a:ext cx="4298400" cy="1080000"/>
+                        <a:off x="1281600" y="127000"/>
+                        <a:ext cx="4298400" cy="828000"/>
                       </a:xfrm>
                       <a:prstGeom prst="rect">
                         <a:avLst/>
@@ -1090,7 +1090,7 @@
       <w:r>
         <w:drawing>
           <wp:inline distT="0" distB="0" distL="0" distR="0">
-            <wp:extent cx="4608000" cy="1080000"/>
+            <wp:extent cx="4608000" cy="1082000"/>
             <wp:effectExtent l="0" t="0" r="0" b="0"/>
             <wp:docPr id="2011" name="Callout CHECK"/>
             <wp:cNvGraphicFramePr/>
@@ -1101,9 +1101,9 @@
                   <wpg:grpSpPr>
                     <a:xfrm>
                       <a:off x="0" y="0"/>
-                      <a:ext cx="4608000" cy="1080000"/>
+                      <a:ext cx="4608000" cy="1082000"/>
                       <a:chOff x="0" y="0"/>
-                      <a:chExt cx="4608000" cy="1080000"/>
+                      <a:chExt cx="4608000" cy="1082000"/>
                     </a:xfrm>
                   </wpg:grpSpPr>
                   <wps:wsp>
@@ -1111,7 +1111,7 @@
                     <wps:spPr>
                       <a:xfrm>
                         <a:off x="0" y="0"/>
-                        <a:ext cx="4608000" cy="1080000"/>
+                        <a:ext cx="4608000" cy="1082000"/>
                       </a:xfrm>
                       <a:prstGeom prst="roundRect">
                         <a:avLst>
@@ -1133,7 +1133,7 @@
                     <wps:cNvSpPr/>
                     <wps:spPr>
                       <a:xfrm>
-                        <a:off x="108000" y="126000"/>
+                        <a:off x="108000" y="127000"/>
                         <a:ext cx="828000" cy="828000"/>
                       </a:xfrm>
                       <a:prstGeom prst="roundRect">
@@ -1163,7 +1163,7 @@
                     </pic:blipFill>
                     <pic:spPr>
                       <a:xfrm>
-                        <a:off x="199080" y="217080"/>
+                        <a:off x="199080" y="218080"/>
                         <a:ext cx="645840" cy="645840"/>
                       </a:xfrm>
                       <a:prstGeom prst="rect">
@@ -1175,7 +1175,7 @@
                     <wps:cNvSpPr/>
                     <wps:spPr>
                       <a:xfrm>
-                        <a:off x="1080000" y="126000"/>
+                        <a:off x="1080000" y="127000"/>
                         <a:ext cx="57600" cy="828000"/>
                       </a:xfrm>
                       <a:prstGeom prst="roundRect">
@@ -1196,8 +1196,8 @@
                     <wps:cNvSpPr/>
                     <wps:spPr>
                       <a:xfrm>
-                        <a:off x="1281600" y="108000"/>
-                        <a:ext cx="3218400" cy="864000"/>
+                        <a:off x="1281600" y="127000"/>
+                        <a:ext cx="3218400" cy="828000"/>
                       </a:xfrm>
                       <a:prstGeom prst="rect">
                         <a:avLst/>
@@ -1282,7 +1282,7 @@
       <w:r>
         <w:drawing>
           <wp:inline distT="0" distB="0" distL="0" distR="0">
-            <wp:extent cx="3200000" cy="760000"/>
+            <wp:extent cx="3200000" cy="767360"/>
             <wp:effectExtent l="0" t="0" r="0" b="0"/>
             <wp:docPr id="2013" name="Callout NOTE small"/>
             <wp:cNvGraphicFramePr/>
@@ -1293,9 +1293,9 @@
                   <wpg:grpSpPr>
                     <a:xfrm>
                       <a:off x="0" y="0"/>
-                      <a:ext cx="3200000" cy="760000"/>
+                      <a:ext cx="3200000" cy="767360"/>
                       <a:chOff x="0" y="0"/>
-                      <a:chExt cx="3200000" cy="760000"/>
+                      <a:chExt cx="3200000" cy="767360"/>
                     </a:xfrm>
                   </wpg:grpSpPr>
                   <wps:wsp>
@@ -1303,7 +1303,7 @@
                     <wps:spPr>
                       <a:xfrm>
                         <a:off x="0" y="0"/>
-                        <a:ext cx="3200000" cy="760000"/>
+                        <a:ext cx="3200000" cy="767360"/>
                       </a:xfrm>
                       <a:prstGeom prst="roundRect">
                         <a:avLst>
@@ -1325,7 +1325,7 @@
                     <wps:cNvSpPr/>
                     <wps:spPr>
                       <a:xfrm>
-                        <a:off x="108000" y="123320"/>
+                        <a:off x="108000" y="127000"/>
                         <a:ext cx="513360" cy="513360"/>
                       </a:xfrm>
                       <a:prstGeom prst="roundRect">
@@ -1355,7 +1355,7 @@
                     </pic:blipFill>
                     <pic:spPr>
                       <a:xfrm>
-                        <a:off x="164470" y="179790"/>
+                        <a:off x="164470" y="183470"/>
                         <a:ext cx="400420" cy="400420"/>
                       </a:xfrm>
                       <a:prstGeom prst="rect">
@@ -1367,7 +1367,7 @@
                     <wps:cNvSpPr/>
                     <wps:spPr>
                       <a:xfrm>
-                        <a:off x="765360" y="123320"/>
+                        <a:off x="765360" y="127000"/>
                         <a:ext cx="57600" cy="513360"/>
                       </a:xfrm>
                       <a:prstGeom prst="roundRect">
@@ -1388,8 +1388,8 @@
                     <wps:cNvSpPr/>
                     <wps:spPr>
                       <a:xfrm>
-                        <a:off x="966960" y="108000"/>
-                        <a:ext cx="2125040" cy="544000"/>
+                        <a:off x="966960" y="127000"/>
+                        <a:ext cx="2125040" cy="513360"/>
                       </a:xfrm>
                       <a:prstGeom prst="rect">
                         <a:avLst/>
